--- a/Target Folder/QA-Files/zh-CN/Continents of the World.docx
+++ b/Target Folder/QA-Files/zh-CN/Continents of the World.docx
@@ -26,7 +26,7 @@
     <w:p>
       <w:r>
         <w:rPr/>
-        <w:t xml:space="preserve">地球是我们的家园，是一个广阔而多样的星球，充满生机和自然奇观。我们世界最迷人的方面之一是它被划分为各大洲——被海洋隔开的巨大、连续的陆地。这些大陆不仅是地理实体，也是文化、历史和生态中心，塑造了人类文明和自然世界。在本文中，我们将探索世界七大洲：亚洲、非洲、北美洲、南美洲、南极洲、欧洲和澳大利亚。每个大陆都有其独特的特征，从高耸的山脉和广阔的沙漠到茂密的森林和充满活力的文化。</w:t>
+        <w:t xml:space="preserve">地球，我们的家园，是一个广阔而多样的星球，充满生机和自然奇观。我们世界最迷人的方面之一是它被划分为各大洲——被海洋分隔开的巨大、连续的陆地。这些大陆不仅是地理实体，也是文化、历史和生态中心，塑造了人类文明和自然世界。在本文中，我们将探讨世界七大洲：亚洲、非洲、北美洲、南美洲、南极洲、欧洲和澳大利亚。每个大陆都有其独特的特征，从高耸的山脉和广阔的沙漠到茂密的森林和充满活力的文化。</w:t>
       </w:r>
     </w:p>
     <w:p>
@@ -47,19 +47,19 @@
     <w:p>
       <w:r>
         <w:rPr/>
-        <w:t xml:space="preserve">亚洲是地球上最大的大陆，覆盖了地球陆地面积的约 30%。它也是人口最多的大陆，拥有超过 46 亿人口，约占世界人口的 60%。亚洲是一个充满极端的大陆，拥有地球最高点——珠穆朗玛峰，海拔 8,848 米（29,029 英尺）——和最低点死海，低于海平面 430 米（1,412 英尺）。</w:t>
-      </w:r>
-    </w:p>
-    <w:p>
-      <w:r>
-        <w:rPr/>
-        <w:t xml:space="preserve">该大陆在地理和文化上都极其多样化。它横跨西伯利亚的冰冻苔原到东南亚的热带雨林。亚洲也是世界上一些最古老文明的发源地，包括中国、印度和美索不达米亚文明。如今，它是一个充满活力的地区，拥有快速增长的经济体，如中国、印度和日本，这些经济体在全球事务中发挥着重要作用。</w:t>
-      </w:r>
-    </w:p>
-    <w:p>
-      <w:r>
-        <w:rPr/>
-        <w:t xml:space="preserve">亚洲的文化多样性体现在其语言、宗教和传统中。该大陆是主要世界宗教的发源地，包括印度教、佛教、伊斯兰教和基督教。从东京熙熙攘攘的街道到不丹宁静的寺庙，亚洲为旅行者和学者提供了丰富多彩的体验，持续吸引着他们。</w:t>
+        <w:t xml:space="preserve">亚洲是地球上最大的大陆，覆盖了地球陆地面积的约30%。它也是人口最多的大陆，拥有超过46亿人口，约占世界人口的60%。亚洲是一个充满极端的大陆，拥有地球上的最高点——珠穆朗玛峰，海拔8,848米（29,029英尺）——以及最低点死海，海拔低于海平面430米（1,412英尺）。</w:t>
+      </w:r>
+    </w:p>
+    <w:p>
+      <w:r>
+        <w:rPr/>
+        <w:t xml:space="preserve">该大陆在地理和文化上都极其多样化。它横跨西伯利亚的冰冻苔原到东南亚的热带雨林。亚洲也是世界上一些最古老文明的发源地，包括中国、印度和美索不达米亚的文明。如今，它是一个充满活力的地区，拥有快速增长的经济体，如中国、印度和日本，它们在全球事务中发挥着重要作用。</w:t>
+      </w:r>
+    </w:p>
+    <w:p>
+      <w:r>
+        <w:rPr/>
+        <w:t xml:space="preserve">亚洲的文化多样性体现在其语言、宗教和传统中。该大陆是世界主要宗教的发源地，包括印度教、佛教、伊斯兰教和基督教。从东京熙熙攘攘的街道到不丹宁静的寺庙，亚洲提供了丰富多彩的体验，持续吸引着旅行者和学者。</w:t>
       </w:r>
     </w:p>
     <w:p>
@@ -80,19 +80,19 @@
     <w:p>
       <w:r>
         <w:rPr/>
-        <w:t xml:space="preserve">非洲是第二大洲，覆盖地球陆地面积的约 20%。它常被称为“人类的摇篮”，因为人们普遍认为第一批人类在数百万年前在那里进化。非洲是一个拥有巨大自然美景的大陆，其景观从世界上最大的热沙漠撒哈拉沙漠到刚果盆地茂密的雨林。</w:t>
-      </w:r>
-    </w:p>
-    <w:p>
-      <w:r>
-        <w:rPr/>
-        <w:t xml:space="preserve">该大陆拥有 54 个国家和超过 13 亿人口，是地球上文化最多元的地区之一。非洲以其丰富的历史而闻名，古埃及、马里和阿克苏姆等古老文明留下了不朽建筑、艺术和文学的遗产。吉萨大金字塔、狮身人面像和拉利贝拉的岩石教堂只是非洲历史瑰宝的几个例子。</w:t>
-      </w:r>
-    </w:p>
-    <w:p>
-      <w:r>
-        <w:rPr/>
-        <w:t xml:space="preserve">非洲也是一个充满对比的大陆。虽然它拥有丰富的自然资源，包括石油、钻石和黄金，但许多非洲国家面临贫困、政治不稳定和健康危机等挑战。然而，该大陆也正在经历快速的经济增长和发展，尼日利亚、南非和肯尼亚等国家正在成为全球经济中的重要参与者。</w:t>
+        <w:t xml:space="preserve">非洲是第二大洲，覆盖了地球陆地面积的约20%。它常被称为“人类的摇篮”，因为人们普遍认为第一批人类在数百万年前就在那里进化。非洲是一个拥有巨大自然美景的大陆，景观从世界最大的热沙漠撒哈拉沙漠到刚果盆地茂盛的热带雨林。</w:t>
+      </w:r>
+    </w:p>
+    <w:p>
+      <w:r>
+        <w:rPr/>
+        <w:t xml:space="preserve">该大陆拥有54个国家和超过13亿人口，使其成为地球上文化最多样化的地区之一。非洲以其丰富的历史而闻名，古老的文明如埃及、马里和阿克苏姆留下了不朽的建筑、艺术和文学遗产。吉萨大金字塔、狮身人面像和拉利贝拉的岩石教堂只是非洲历史宝藏的几个例子。</w:t>
+      </w:r>
+    </w:p>
+    <w:p>
+      <w:r>
+        <w:rPr/>
+        <w:t xml:space="preserve">非洲也是一个充满对比的大陆。虽然它拥有丰富的自然资源，包括石油、钻石和黄金，但许多非洲国家面临着贫困、政治不稳定和健康危机等挑战。然而，该大陆也正在经历快速的经济增长和发展，尼日利亚、南非和肯尼亚等国家正在成为全球经济中的关键参与者。</w:t>
       </w:r>
     </w:p>
     <w:p>
@@ -113,93 +113,79 @@
     <w:p>
       <w:r>
         <w:rPr/>
-        <w:t xml:space="preserve">北美洲是第三大洲，从北部的北极圈延伸到南部的中美洲和加勒比海的热带地区。它拥有 23 个国家，包括美国、加拿大和墨西哥，以及众多领土和附属地。</w:t>
-      </w:r>
-    </w:p>
-    <w:p>
-      <w:r>
-        <w:rPr/>
-        <w:t xml:space="preserve">该大陆以其多样的景观而闻名，包括落基山脉、大平原、密西西比河和大峡谷。北美洲也是世界上一些最具标志性城市的发源地，如纽约、洛杉矶和多伦多，这些城市是文化、金融和创新的中心。</w:t>
-      </w:r>
-    </w:p>
-    <w:p>
-      <w:r>
-        <w:rPr/>
-        <w:t xml:space="preserve">北美洲拥有丰富的历史，由原住民、欧洲殖民和非洲侨民塑造。该大陆是文化的熔炉，融合了美洲原住民、欧洲、非洲和亚洲传统的各种影响。这种文化多样性体现在该大陆的烹饪、音乐和艺术中。</w:t>
-      </w:r>
-    </w:p>
-    <w:p>
-      <w:r>
-        <w:rPr/>
-        <w:t xml:space="preserve">从经济角度来看，北美洲是世界上最繁荣的地区之一。美国和加拿大是世界上最大的经济体之一，拥有高度发达的基础设施、教育系统和医疗保健。然而，北美洲也面临着挑战，包括收入不平等、环境退化和政治两极分化。</w:t>
-      </w:r>
-    </w:p>
-    <w:p>
-      <w:pPr>
-        <w:rPr>
-          <w:b/>
-          <w:bCs/>
-        </w:rPr>
-      </w:pPr>
-      <w:r>
-        <w:rPr>
-          <w:b/>
-          <w:bCs/>
-        </w:rPr>
-        <w:t xml:space="preserve">4. 南美洲：{/b}</w:t>
-      </w:r>
-      <w:r>
-        <w:rPr>
-          <w:b/>
-          <w:bCs/>
-        </w:rPr>
-        <w:t xml:space="preserve">自然奇观的大陆{/b}</w:t>
-      </w:r>
-    </w:p>
-    <w:p>
-      <w:r>
-        <w:rPr/>
-        <w:t xml:space="preserve">南美洲是第四大洲，以其令人惊叹的自然风光和丰富的文化遗产而闻名。它是12个国家的所在地，包括巴西、阿根廷和哥伦比亚，以及世界上最大的热带雨林——亚马逊雨林。</w:t>
-      </w:r>
-    </w:p>
-    <w:p>
-      <w:r>
-        <w:rPr/>
-        <w:t xml:space="preserve">这片大陆的特点是其多样的地貌，包括安第斯山脉、阿塔卡马沙漠和潘塔纳尔湿地。南美洲还拥有世界上一些最具标志性的地标，如马丘比丘、基督救世主雕像和伊瓜苏瀑布。</w:t>
-      </w:r>
-    </w:p>
-    <w:p>
-      <w:r>
-        <w:rPr/>
-        <w:t xml:space="preserve">南美洲拥有丰富的文化历史，由印加、玛雅和阿兹特克等原住民文明以及欧洲殖民和非洲侨民共同塑造。这片大陆以其充满活力的音乐和舞蹈传统而闻名，包括桑巴、探戈和萨尔萨，以及其丰富多彩的节日，如巴西的狂欢节。</w:t>
-      </w:r>
-    </w:p>
-    <w:p>
-      <w:r>
-        <w:rPr/>
-        <w:t xml:space="preserve">从经济角度来看，南美洲是一个充满对比的地区。虽然巴西和阿根廷等国家拥有庞大且多元化的经济，但委内瑞拉等其他国家则面临重大的经济挑战。这片大陆还拥有丰富的自然资源，包括石油、铜和大豆，这些资源在全球经济中发挥着关键作用。</w:t>
-      </w:r>
-    </w:p>
-    <w:p>
-      <w:pPr>
-        <w:rPr>
-          <w:b/>
-          <w:bCs/>
-        </w:rPr>
-      </w:pPr>
-      <w:r>
-        <w:rPr>
-          <w:b/>
-          <w:bCs/>
-        </w:rPr>
-        <w:t xml:space="preserve">5. 南极洲：{/b}</w:t>
-      </w:r>
-      <w:r>
-        <w:rPr>
-          <w:b/>
-          <w:bCs/>
-        </w:rPr>
-        <w:t xml:space="preserve">冰封的边疆{/b}</w:t>
+        <w:t xml:space="preserve">北美洲是第三大洲，从北部的北极圈一直延伸到中美洲和加勒比海的热带地区。它拥有23个国家，包括美国、加拿大和墨西哥，以及众多领土和属地。</w:t>
+      </w:r>
+    </w:p>
+    <w:p>
+      <w:r>
+        <w:rPr/>
+        <w:t xml:space="preserve">该大陆以其多样的地貌而闻名，其中包括落基山脉、大平原、密西西比河和大峡谷。北美洲也是世界上一些最具标志性城市的所在地，如纽约、洛杉矶和多伦多，它们是文化、金融和创新的中心。</w:t>
+      </w:r>
+    </w:p>
+    <w:p>
+      <w:r>
+        <w:rPr/>
+        <w:t xml:space="preserve">北美洲拥有丰富的历史，由原住民、欧洲殖民和非洲侨民共同塑造。该大陆是一个文化大熔炉，融合了美洲原住民、欧洲、非洲和亚洲的传统。这种文化多样性体现在该大陆的美食、音乐和艺术中。</w:t>
+      </w:r>
+    </w:p>
+    <w:p>
+      <w:r>
+        <w:rPr/>
+        <w:t xml:space="preserve">从经济角度来看，北美洲是世界上最繁荣的地区之一。美国和加拿大是世界上最大的经济体之一，拥有高度发达的基础设施、教育系统和医疗保健。然而，该大陆也面临挑战，包括收入不平等、环境恶化和政治两极分化。</w:t>
+      </w:r>
+    </w:p>
+    <w:p>
+      <w:pPr>
+        <w:rPr>
+          <w:b/>
+          <w:bCs/>
+        </w:rPr>
+      </w:pPr>
+      <w:r>
+        <w:rPr>
+          <w:b/>
+          <w:bCs/>
+        </w:rPr>
+        <w:t xml:space="preserve">4. 南美洲：自然奇观的大陆</w:t>
+      </w:r>
+    </w:p>
+    <w:p>
+      <w:r>
+        <w:rPr/>
+        <w:t xml:space="preserve">南美洲是第四大洲，以其令人惊叹的自然美景和丰富的文化遗产而闻名。这里有12个国家，包括巴西、阿根廷和哥伦比亚，以及世界上最大的热带雨林亚马逊雨林。</w:t>
+      </w:r>
+    </w:p>
+    <w:p>
+      <w:r>
+        <w:rPr/>
+        <w:t xml:space="preserve">该大陆的特点是其多样的景观，包括安第斯山脉、阿塔卡马沙漠和潘塔纳尔湿地。南美洲也是世界上一些最具标志性地标的所在地，如马丘比丘、基督救世主像和伊瓜苏瀑布。</w:t>
+      </w:r>
+    </w:p>
+    <w:p>
+      <w:r>
+        <w:rPr/>
+        <w:t xml:space="preserve">南美洲拥有丰富的文化历史，由印加、玛雅和阿兹特克等原住民文明以及欧洲殖民和非洲侨民塑造。该大陆以其充满活力的音乐和舞蹈传统而闻名，包括桑巴、探戈和萨尔萨，以及其丰富多彩的节日，如巴西狂欢节。</w:t>
+      </w:r>
+    </w:p>
+    <w:p>
+      <w:r>
+        <w:rPr/>
+        <w:t xml:space="preserve">从经济角度来看，南美洲是一个充满对比的地区。虽然巴西和阿根廷等国家拥有庞大且多元化的经济，但委内瑞拉等其他国家则面临重大的经济挑战。该大陆还富含自然资源，包括石油、铜和大豆，这些在全球经济中发挥着关键作用。</w:t>
+      </w:r>
+    </w:p>
+    <w:p>
+      <w:pPr>
+        <w:rPr>
+          <w:b/>
+          <w:bCs/>
+        </w:rPr>
+      </w:pPr>
+      <w:r>
+        <w:rPr>
+          <w:b/>
+          <w:bCs/>
+        </w:rPr>
+        <w:t xml:space="preserve">5. 南极洲：冰冻边疆</w:t>
       </w:r>
     </w:p>
     <w:p>
@@ -211,99 +197,85 @@
     <w:p>
       <w:r>
         <w:rPr/>
-        <w:t xml:space="preserve">南极洲是一个极端的大陆，气温可低至-89.2°C (-128.6°F)，风速可达320公里/小时 (200英里/小时) 以上。尽管条件恶劣，南极洲却拥有独特的生态系统，包括企鹅、海豹和鲸鱼，以及在冰冷环境中茁壮成长的各种微生物。</w:t>
-      </w:r>
-    </w:p>
-    <w:p>
-      <w:r>
-        <w:rPr/>
-        <w:t xml:space="preserve">这片大陆受《南极条约体系》管辖，该体系将南极洲指定为科学保护区并禁止军事活动。来自各国的研究站对气候变化、地质学和天文学进行科学研究，使南极洲成为了解地球过去、现在和未来的重要地点。</w:t>
-      </w:r>
-    </w:p>
-    <w:p>
-      <w:pPr>
-        <w:rPr>
-          <w:b/>
-          <w:bCs/>
-        </w:rPr>
-      </w:pPr>
-      <w:r>
-        <w:rPr>
-          <w:b/>
-          <w:bCs/>
-        </w:rPr>
-        <w:t xml:space="preserve">6. 欧洲：{/b}</w:t>
-      </w:r>
-      <w:r>
-        <w:rPr>
-          <w:b/>
-          <w:bCs/>
-        </w:rPr>
-        <w:t xml:space="preserve">西方文明的摇篮{/b}</w:t>
-      </w:r>
-    </w:p>
-    <w:p>
-      <w:r>
-        <w:rPr/>
-        <w:t xml:space="preserve">欧洲是第六大洲，但它是世界上人口最稠密、文化影响力最大的地区之一。它是44个国家的所在地，包括德国、法国和英国等主要大国，以及冰岛和马耳他等小国。</w:t>
-      </w:r>
-    </w:p>
-    <w:p>
-      <w:r>
-        <w:rPr/>
-        <w:t xml:space="preserve">欧洲以其丰富的历史而闻名，这段历史塑造了世界事件的进程。这片大陆是西方文明的摇篮，古希腊和古罗马为现代哲学、法律和治理奠定了基础。欧洲也曾是重大历史事件的中心，包括文艺复兴、工业革命和两次世界大战。</w:t>
-      </w:r>
-    </w:p>
-    <w:p>
-      <w:r>
-        <w:rPr/>
-        <w:t xml:space="preserve">这片大陆的特点是其多样的地貌，包括阿尔卑斯山、斯堪的纳维亚峡湾和地中海沿岸。欧洲还拥有世界上一些最具标志性的城市，如巴黎、伦敦和罗马，这些城市以其建筑、艺术和文化而闻名。</w:t>
-      </w:r>
-    </w:p>
-    <w:p>
-      <w:r>
-        <w:rPr/>
-        <w:t xml:space="preserve">从经济角度来看，欧洲是世界上最繁荣的地区之一，拥有高度发达的基础设施和高标准的生活水平。欧盟是一个由27个成员国组成的政治和经济联盟，在全球事务中发挥着关键作用，并促进其成员国之间的合作和一体化。</w:t>
-      </w:r>
-    </w:p>
-    <w:p>
-      <w:pPr>
-        <w:rPr>
-          <w:b/>
-          <w:bCs/>
-        </w:rPr>
-      </w:pPr>
-      <w:r>
-        <w:rPr>
-          <w:b/>
-          <w:bCs/>
-        </w:rPr>
-        <w:t xml:space="preserve">7. 澳大利亚：{/b}</w:t>
-      </w:r>
-      <w:r>
-        <w:rPr>
-          <w:b/>
-          <w:bCs/>
-        </w:rPr>
-        <w:t xml:space="preserve">南半球的土地{/b}</w:t>
-      </w:r>
-    </w:p>
-    <w:p>
-      <w:r>
-        <w:rPr/>
-        <w:t xml:space="preserve">澳大利亚是最小的大陆，也是唯一一个同时也是国家的地区。它位于南半球，被印度洋和太平洋环绕。澳大利亚以其独特的野生动物而闻名，包括袋鼠、考拉和鸭嘴兽，以及其令人惊叹的自然景观，如大堡礁、乌鲁鲁和内陆地区。</w:t>
-      </w:r>
-    </w:p>
-    <w:p>
-      <w:r>
-        <w:rPr/>
-        <w:t xml:space="preserve">这片大陆拥有丰富的原住民历史，原住民和托雷斯海峡岛民在这片土地上生活了65,000多年。欧洲殖民始于18世纪末，如今，澳大利亚是一个拥有多元人口的多元文化社会。</w:t>
-      </w:r>
-    </w:p>
-    <w:p>
-      <w:r>
-        <w:rPr/>
-        <w:t xml:space="preserve">澳大利亚是一个高度发达的国家，经济实力雄厚，由采矿、农业和旅游等产业驱动。该国以其高标准的生活水平、卓越的医疗保健和教育体系，以及悉尼、墨尔本和布里斯班等充满活力的城市而闻名。</w:t>
+        <w:t xml:space="preserve">南极洲是一个极端的大陆，气温可低至-89.2°C（-128.6°F），风速可达320公里/小时（200英里/小时）以上。尽管条件恶劣，南极洲却拥有独特的生态系统，包括企鹅、海豹和鲸鱼，以及各种在冰冷环境中茁壮成长的微生物。</w:t>
+      </w:r>
+    </w:p>
+    <w:p>
+      <w:r>
+        <w:rPr/>
+        <w:t xml:space="preserve">该大陆受《南极条约体系》管辖，该体系将南极洲指定为科学保护区，并禁止军事活动。来自不同国家的研究站进行气候变化、地质和天文学的科学研究，使南极洲成为了解地球过去、现在和未来的重要地点。</w:t>
+      </w:r>
+    </w:p>
+    <w:p>
+      <w:pPr>
+        <w:rPr>
+          <w:b/>
+          <w:bCs/>
+        </w:rPr>
+      </w:pPr>
+      <w:r>
+        <w:rPr>
+          <w:b/>
+          <w:bCs/>
+        </w:rPr>
+        <w:t xml:space="preserve">6. 欧洲：西方文明的摇篮</w:t>
+      </w:r>
+    </w:p>
+    <w:p>
+      <w:r>
+        <w:rPr/>
+        <w:t xml:space="preserve">欧洲是第六大洲，但它是世界上人口最稠密、文化影响力最大的地区之一。这里有44个国家，包括德国、法国和英国等主要大国，以及冰岛和马耳他等小国。</w:t>
+      </w:r>
+    </w:p>
+    <w:p>
+      <w:r>
+        <w:rPr/>
+        <w:t xml:space="preserve">欧洲以其丰富的历史而闻名，这段历史塑造了世界事件的进程。该大陆是西方文明的诞生地，古希腊和古罗马为现代哲学、法律和治理奠定了基础。欧洲也是重大历史事件的中心，包括文艺复兴、工业革命和两次世界大战。</w:t>
+      </w:r>
+    </w:p>
+    <w:p>
+      <w:r>
+        <w:rPr/>
+        <w:t xml:space="preserve">该大陆的特点是其多样的景观，包括阿尔卑斯山、斯堪的纳维亚峡湾和地中海沿岸。欧洲也是世界上一些最具标志性城市的所在地，如巴黎、伦敦和罗马，这些城市以其建筑、艺术和文化而闻名。</w:t>
+      </w:r>
+    </w:p>
+    <w:p>
+      <w:r>
+        <w:rPr/>
+        <w:t xml:space="preserve">从经济角度来看，欧洲是世界上最繁荣的地区之一，拥有高度发达的基础设施和高标准的生活水平。欧盟是一个由27个成员国组成的政治经济联盟，在全球事务中发挥着关键作用，并促进其成员国之间的合作和一体化。</w:t>
+      </w:r>
+    </w:p>
+    <w:p>
+      <w:pPr>
+        <w:rPr>
+          <w:b/>
+          <w:bCs/>
+        </w:rPr>
+      </w:pPr>
+      <w:r>
+        <w:rPr>
+          <w:b/>
+          <w:bCs/>
+        </w:rPr>
+        <w:t xml:space="preserve">7. 澳大利亚：南半球的土地</w:t>
+      </w:r>
+    </w:p>
+    <w:p>
+      <w:r>
+        <w:rPr/>
+        <w:t xml:space="preserve">澳大利亚是最小的大陆，也是唯一一个同时是国家的。它位于南半球，被印度洋和太平洋环绕。澳大利亚以其独特的野生动物而闻名，包括袋鼠、考拉和鸭嘴兽，以及其令人惊叹的自然景观，如大堡礁、乌鲁鲁和内陆地区。</w:t>
+      </w:r>
+    </w:p>
+    <w:p>
+      <w:r>
+        <w:rPr/>
+        <w:t xml:space="preserve">该大陆拥有丰富的原住民历史，澳大利亚原住民和托雷斯海峡岛民已在这片土地上生活了65,000多年。欧洲殖民始于18世纪末，如今，澳大利亚是一个拥有多元人口的多元文化社会。</w:t>
+      </w:r>
+    </w:p>
+    <w:p>
+      <w:r>
+        <w:rPr/>
+        <w:t xml:space="preserve">澳大利亚是一个高度发达的国家，经济实力雄厚，由采矿、农业和旅游等产业驱动。该国以其高标准的生活水平、卓越的医疗保健和教育系统以及悉尼、墨尔本和布里斯班等充满活力的城市而闻名。</w:t>
       </w:r>
     </w:p>
     <w:p>
@@ -324,13 +296,13 @@
     <w:p>
       <w:r>
         <w:rPr/>
-        <w:t xml:space="preserve">世界各大洲不仅仅是地理上的划分；它们是人类文明和自然世界的基础。每个大陆都有其独特的特征，从亚洲高耸的山峰到南极洲冰冻的荒野。它们共同构成了一个复杂而相互关联的系统，维持着地球上的生命。</w:t>
-      </w:r>
-    </w:p>
-    <w:p>
-      <w:r>
-        <w:rPr/>
-        <w:t xml:space="preserve">随着我们不断探索和了解各大洲，我们对地球的多样性和美丽有了更深刻的认识。无论是非洲丰富的文化遗产、北美洲的经济实力，还是南美洲的自然奇观，每个大陆都有其独特之处。通过了解和尊重这些差异，我们可以共同努力，为子孙后代创造一个更可持续、更和谐的世界。</w:t>
+        <w:t xml:space="preserve">世界各大洲不仅仅是地理上的划分；它们是人类文明和自然世界的基础。每个大陆都有其独特的特征，从亚洲巍峨的山峰到南极洲冰封的荒野。它们共同构成了一个复杂而相互关联的系统，维持着地球上的生命。</w:t>
+      </w:r>
+    </w:p>
+    <w:p>
+      <w:r>
+        <w:rPr/>
+        <w:t xml:space="preserve">随着我们不断探索和了解各大洲，我们对地球的多样性和美丽有了更深的认识。无论是非洲丰富的文化遗产、北美洲的经济实力，还是南美洲的自然奇观，每个大陆都有其独特之处。通过了解和尊重这些差异，我们可以共同努力，为子孙后代创造一个更可持续、更和谐的世界。</w:t>
       </w:r>
     </w:p>
     <w:p/>
@@ -352,7 +324,7 @@
           <w:szCs w:val="52"/>
           <w:u w:val="single"/>
         </w:rPr>
-        <w:t xml:space="preserve">大洲对世界的影响</w:t>
+        <w:t xml:space="preserve">各大洲对世界的影响</w:t>
       </w:r>
       <w:r>
         <w:rPr>
@@ -370,7 +342,7 @@
       </w:r>
       <w:r>
         <w:rPr/>
-        <w:t xml:space="preserve">大洲对世界的影响是巨大而多方面的，影响着全球地理、气候、生态系统、人类历史、文化、经济和政治。每个大陆都对构成我们星球的相互关联的系统做出了独特的贡献。以下是对各大洲对世界主要影响的探讨：</w:t>
+        <w:t xml:space="preserve">各大洲对世界的影响是巨大且多方面的，影响着全球地理、气候、生态系统、人类历史、文化、经济和政治。每个大陆都对塑造我们星球的相互关联的系统做出独特的贡献。以下是对各大洲对世界主要影响的探索：</w:t>
       </w:r>
     </w:p>
     <w:p>
@@ -411,7 +383,7 @@
       </w:r>
       <w:r>
         <w:rPr/>
-        <w:t xml:space="preserve">：作为最大的大陆，亚洲对全球地理有着深远的影响。它是喜马拉雅山的所在地，该山脉影响着南亚及其他地区的天气模式。青藏高原，常被称为“世界屋脊”，影响着季风系统，这对于印度和孟加拉国等国家的农业至关重要。</w:t>
+        <w:t xml:space="preserve">：作为最大的大陆，亚洲对全球地理有着深远的影响。它是喜马拉雅山的所在地，喜马拉雅山影响着南亚及其他地区的天气模式。青藏高原，常被称为“世界屋脊”，影响着季风系统，这对印度和孟加拉国等国家的农业至关重要。</w:t>
       </w:r>
     </w:p>
     <w:p>
@@ -430,7 +402,7 @@
       </w:r>
       <w:r>
         <w:rPr/>
-        <w:t xml:space="preserve">：非洲广阔的沙漠，如撒哈拉沙漠，通过影响风向和沙尘分布，在全球气候中发挥作用。刚果雨林是世界第二大热带雨林，是一个重要的碳汇，有助于调节地球气候。</w:t>
+        <w:t xml:space="preserve">：非洲广阔的沙漠，如撒哈拉沙漠，通过影响风向和沙尘分布在全球气候中发挥作用。刚果雨林是第二大热带雨林，是一个重要的碳汇，有助于调节地球气候。</w:t>
       </w:r>
     </w:p>
     <w:p>
@@ -487,7 +459,7 @@
       </w:r>
       <w:r>
         <w:rPr/>
-        <w:t xml:space="preserve">：南极冰盖含有全球约70%的淡水。由于气候变化导致的融化可能导致海平面上升，影响全球沿海城市。</w:t>
+        <w:t xml:space="preserve">：南极冰盖储存着全球约70%的淡水。其因气候变化而融化可能导致海平面上升，影响全球沿海城市。</w:t>
       </w:r>
     </w:p>
     <w:p>
@@ -506,7 +478,7 @@
       </w:r>
       <w:r>
         <w:rPr/>
-        <w:t xml:space="preserve">：欧洲多样的地貌，从阿尔卑斯山到斯堪的纳维亚峡湾，影响着区域气候并支持着丰富的生态系统。该大陆的河流，如多瑙河和莱茵河，对交通和农业至关重要。</w:t>
+        <w:t xml:space="preserve">：欧洲多样化的地貌，从阿尔卑斯山到斯堪的纳维亚峡湾，影响着区域气候并支持着丰富的生态系统。该大陆的河流，如多瑙河和莱茵河，对交通和农业至关重要。</w:t>
       </w:r>
     </w:p>
     <w:p>
@@ -525,7 +497,7 @@
       </w:r>
       <w:r>
         <w:rPr/>
-        <w:t xml:space="preserve">：澳大利亚独特的生态系统，包括大堡礁和内陆地区，为全球生物多样性做出了贡献。然而，其对气候变化的脆弱性，体现在森林大火和珊瑚白化等事件中，凸显了全球生态系统的相互关联性。</w:t>
+        <w:t xml:space="preserve">：澳大利亚独特的生态系统，包括大堡礁和内陆地区，为全球生物多样性做出了贡献。然而，其对气候变化的脆弱性，表现在森林大火和珊瑚白化等事件中，凸显了全球生态系统的相互关联性。</w:t>
       </w:r>
     </w:p>
     <w:p>
@@ -566,7 +538,7 @@
       </w:r>
       <w:r>
         <w:rPr/>
-        <w:t xml:space="preserve">：作为主要宗教（印度教、佛教、伊斯兰教和基督教）的发源地，亚洲塑造了全球的灵性和哲学。中国和印度等古代文明对科学、数学和文学做出了贡献，影响了世界数千年。</w:t>
+        <w:t xml:space="preserve">：作为主要宗教（印度教、佛教、伊斯兰教和基督教）的发源地，亚洲塑造了全球灵性和哲学。中国和印度等古代文明对科学、数学和文学做出了贡献，影响了世界数千年。</w:t>
       </w:r>
     </w:p>
     <w:p>
@@ -585,7 +557,7 @@
       </w:r>
       <w:r>
         <w:rPr/>
-        <w:t xml:space="preserve">：非洲常被称为“人类摇篮”，是早期人类进化的发源地。其丰富的文化遗产，从古埃及到马里帝国，在艺术、建筑和历史上留下了不可磨灭的印记。</w:t>
+        <w:t xml:space="preserve">：非洲常被称为“人类摇篮”，是第一批人类进化的地点。其丰富的文化遗产，从古埃及到马里帝国，在艺术、建筑和历史上留下了不可磨灭的印记。</w:t>
       </w:r>
     </w:p>
     <w:p>
@@ -604,7 +576,7 @@
       </w:r>
       <w:r>
         <w:rPr/>
-        <w:t xml:space="preserve">：北美洲的土著文化，如纳瓦霍人和易洛魁人，为全球的可持续发展和环境管理知识做出了贡献。欧洲殖民化和跨大西洋奴隶贸易对全球人口结构和文化产生了持久影响。</w:t>
+        <w:t xml:space="preserve">：北美洲的原住民文化，如纳瓦霍族和易洛魁族，为全球可持续发展和环境管理知识做出了贡献。欧洲殖民和跨大西洋奴隶贸易对全球人口结构和文化产生了持久影响。</w:t>
       </w:r>
     </w:p>
     <w:p>
@@ -642,7 +614,7 @@
       </w:r>
       <w:r>
         <w:rPr/>
-        <w:t xml:space="preserve">：欧洲的文艺复兴、启蒙运动和工业革命改变了世界，推动了科学、技术和治理方面的进步。欧洲殖民主义也塑造了现代世界，无论是好是坏。</w:t>
+        <w:t xml:space="preserve">：欧洲的文艺复兴、启蒙运动和工业革命改变了世界，推动了科学、技术和治理方面的进步。欧洲殖民主义也塑造了现代世界，无论好坏。</w:t>
       </w:r>
     </w:p>
     <w:p>
@@ -661,7 +633,7 @@
       </w:r>
       <w:r>
         <w:rPr/>
-        <w:t xml:space="preserve">：澳大利亚原住民文化拥有超过 65,000 年的历史，为可持续生活和与土地的联系提供了深刻见解。澳大利亚的多元文化社会反映了其作为全球移民中心的地位。</w:t>
+        <w:t xml:space="preserve">：拥有超过 65,000 年历史的澳大利亚原住民文化，为可持续生活和与土地的连接提供了深刻的见解。澳大利亚的多元文化社会反映了其作为全球移民中心的地位。</w:t>
       </w:r>
     </w:p>
     <w:p>
@@ -702,7 +674,7 @@
       </w:r>
       <w:r>
         <w:rPr/>
-        <w:t xml:space="preserve">：亚洲是全球经济强国，中国、印度和日本等国家推动着国际贸易和创新。亚洲大陆是电子产品、纺织品和汽车的主要生产地，影响着全球市场。</w:t>
+        <w:t xml:space="preserve">：亚洲是全球经济强国，中国、印度和日本等国家推动着国际贸易和创新。亚洲是电子产品、纺织品和汽车的主要生产地，影响着全球市场。</w:t>
       </w:r>
     </w:p>
     <w:p>
@@ -721,7 +693,7 @@
       </w:r>
       <w:r>
         <w:rPr/>
-        <w:t xml:space="preserve">：非洲拥有丰富的自然资源，包括石油、钻石和黄金，这些资源对全球经济至关重要。然而，贫困和不平等等经济挑战在许多地区依然存在。</w:t>
+        <w:t xml:space="preserve">：非洲自然资源丰富，包括石油、钻石和黄金，这些对全球经济至关重要。然而，贫困和不平等等经济挑战在许多地区依然存在。</w:t>
       </w:r>
     </w:p>
     <w:p>
@@ -740,7 +712,7 @@
       </w:r>
       <w:r>
         <w:rPr/>
-        <w:t xml:space="preserve">：美国和加拿大是世界上最大的经济体之一，对技术、金融和娱乐做出了重大贡献。北美洲的农业产量养活了全世界数百万人。</w:t>
+        <w:t xml:space="preserve">：美国和加拿大是世界上最大的经济体之一，对技术、金融和娱乐业做出了重大贡献。北美洲的农业产出养活了全球数百万人口。</w:t>
       </w:r>
     </w:p>
     <w:p>
@@ -759,7 +731,7 @@
       </w:r>
       <w:r>
         <w:rPr/>
-        <w:t xml:space="preserve">：南美洲是大豆、咖啡和铜等商品的主要出口国。巴西是南美洲最大的经济体，在全球贸易中发挥着关键作用。</w:t>
+        <w:t xml:space="preserve">：南美洲是大豆、咖啡和铜等商品的主要出口国。巴西是南美洲最大的经济体，在全球贸易中扮演着关键角色。</w:t>
       </w:r>
     </w:p>
     <w:p>
@@ -778,7 +750,7 @@
       </w:r>
       <w:r>
         <w:rPr/>
-        <w:t xml:space="preserve">：欧盟是世界上最大的经济集团之一，促进其成员国之间的贸易与合作。欧洲在可再生能源和可持续发展方面也处于领先地位。</w:t>
+        <w:t xml:space="preserve">：欧盟是世界上最大的经济集团之一，促进其成员国之间的贸易与合作。欧洲也是可再生能源和可持续发展的领导者。</w:t>
       </w:r>
     </w:p>
     <w:p>
@@ -838,7 +810,7 @@
       </w:r>
       <w:r>
         <w:rPr/>
-        <w:t xml:space="preserve">：亚洲的地缘政治意义不可否认，中国、印度和日本等国家在国际关系中发挥着关键作用。该地区的冲突和联盟塑造着全球政治。</w:t>
+        <w:t xml:space="preserve">：亚洲的地缘政治意义不容否认，中国、印度和日本等国家在国际关系中发挥着关键作用。该地区的冲突和联盟塑造着全球政治格局。</w:t>
       </w:r>
     </w:p>
     <w:p>
@@ -857,7 +829,7 @@
       </w:r>
       <w:r>
         <w:rPr/>
-        <w:t xml:space="preserve">：非洲不断增长的人口和年轻的人口结构使其成为全球发展的关键参与者。非洲大陆在应对贫困、健康危机和政治不稳定等挑战方面的努力具有深远影响。</w:t>
+        <w:t xml:space="preserve">：非洲不断增长的人口和年轻的人口结构使其成为全球发展的关键参与者。非洲大陆为解决贫困、健康危机和政治不稳定等挑战所做的努力具有深远的影响。</w:t>
       </w:r>
     </w:p>
     <w:p>
@@ -895,7 +867,7 @@
       </w:r>
       <w:r>
         <w:rPr/>
-        <w:t xml:space="preserve">：从委内瑞拉的社会主义运动到智利的民主转型，非洲大陆的政治格局反映了其多元化的意识形态和争取平等的斗争。</w:t>
+        <w:t xml:space="preserve">：从委内瑞拉的社会主义运动到智利的民主转型，南美洲的政治格局反映了其多元的意识形态和为平等而进行的斗争。</w:t>
       </w:r>
     </w:p>
     <w:p>
@@ -933,7 +905,7 @@
       </w:r>
       <w:r>
         <w:rPr/>
-        <w:t xml:space="preserve">：澳大利亚在亚太地区的作用及其对国际援助和环境保护的承诺凸显了其全球影响力。</w:t>
+        <w:t xml:space="preserve">：澳大利亚在亚太地区的作用以及其对国际援助和环境保护的承诺，凸显了其全球影响力。</w:t>
       </w:r>
     </w:p>
     <w:p>
@@ -1081,7 +1053,7 @@
       </w:r>
       <w:r>
         <w:rPr/>
-        <w:t xml:space="preserve">：由于气候变化面临热浪和洪水。</w:t>
+        <w:t xml:space="preserve">：因气候变化面临热浪和洪水。</w:t>
       </w:r>
     </w:p>
     <w:p>
@@ -1100,7 +1072,7 @@
       </w:r>
       <w:r>
         <w:rPr/>
-        <w:t xml:space="preserve">：经历丛林大火、珊瑚白化和水资源短缺。</w:t>
+        <w:t xml:space="preserve">：经历过森林大火、珊瑚白化和水资源短缺。</w:t>
       </w:r>
     </w:p>
     <w:p>
@@ -1153,7 +1125,7 @@
       </w:r>
       <w:r>
         <w:rPr/>
-        <w:t xml:space="preserve">：商品和资源在各大洲之间流动，形成了全球化经济。</w:t>
+        <w:t xml:space="preserve">：商品和资源在大洲之间流动，形成了全球化经济。</w:t>
       </w:r>
     </w:p>
     <w:p>
@@ -1172,7 +1144,7 @@
       </w:r>
       <w:r>
         <w:rPr/>
-        <w:t xml:space="preserve">：人们为了工作、教育和寻求庇护而在各大洲之间迁移，丰富了文化和经济。</w:t>
+        <w:t xml:space="preserve">：人们为工作、教育和寻求庇护而在大洲之间迁徙，丰富了文化和经济。</w:t>
       </w:r>
     </w:p>
     <w:p>
@@ -1191,7 +1163,7 @@
       </w:r>
       <w:r>
         <w:rPr/>
-        <w:t xml:space="preserve">：一个大洲的创新成果常常在全球范围内传播，改变着各行各业和生活方式。</w:t>
+        <w:t xml:space="preserve">：一个大洲的创新成果常常在全球传播，改变着各行各业和生活方式。</w:t>
       </w:r>
     </w:p>
     <w:p>
@@ -1219,7 +1191,7 @@
     <w:p>
       <w:r>
         <w:rPr/>
-        <w:t xml:space="preserve">世界各大洲并非孤立的实体，而是全球系统中相互连接的组成部分。它们在地理、文化、经济和政治方面的影响深刻地塑造着世界。面对气候变化、不平等和冲突等全球性挑战，理解各大洲的作用和贡献对于促进合作、为全人类创造可持续的未来至关重要。通过认识到各大洲的多样性和互联互通性，我们可以共同努力应对共同挑战，建设一个更美好的世界。</w:t>
+        <w:t xml:space="preserve">世界各大洲并非孤立的实体，而是全球系统中相互连接的部分。它们在地理、文化、经济和政治方面的影响以深刻的方式塑造着世界。当我们面临气候变化、不平等和冲突等全球性挑战时，了解各大洲的作用和贡献对于促进合作、为全人类创造可持续的未来至关重要。通过欣赏各大洲的多样性和相互关联性，我们可以共同努力应对共同挑战，建设一个更美好的世界。</w:t>
       </w:r>
     </w:p>
     <w:sectPr>
